--- a/reports/objective2_environnement/Objectif2_rapport_livraison.docx
+++ b/reports/objective2_environnement/Objectif2_rapport_livraison.docx
@@ -1740,7 +1740,833 @@
         <w:pStyle w:val="Heading1"/>
       </w:pPr>
       <w:r>
-        <w:t>5. Faisabilité d'un modèle intégré</w:t>
+        <w:t>5. Robustesse sur d'autres corpus</w:t>
+      </w:r>
+    </w:p>
+    <w:p>
+      <w:pPr>
+        <w:spacing w:after="120" w:line="264" w:lineRule="auto"/>
+      </w:pPr>
+      <w:r>
+        <w:rPr>
+          <w:rFonts w:ascii="Calibri" w:hAnsi="Calibri"/>
+          <w:b/>
+          <w:i w:val="0"/>
+          <w:color w:val="000000"/>
+          <w:sz w:val="21"/>
+        </w:rPr>
+        <w:t xml:space="preserve">Question posée. </w:t>
+      </w:r>
+      <w:r>
+        <w:rPr>
+          <w:rFonts w:ascii="Calibri" w:hAnsi="Calibri"/>
+          <w:b w:val="0"/>
+          <w:i w:val="0"/>
+          <w:color w:val="000000"/>
+          <w:sz w:val="21"/>
+        </w:rPr>
+        <w:t>L'analyse principale porte sur un seul corpus. Pour vérifier que la conclusion ne dépend pas de cette saison, la même méthode a été appliquée à deux corpus supplémentaires.</w:t>
+      </w:r>
+    </w:p>
+    <w:p>
+      <w:pPr>
+        <w:spacing w:after="120" w:line="264" w:lineRule="auto"/>
+      </w:pPr>
+      <w:r>
+        <w:rPr>
+          <w:rFonts w:ascii="Calibri" w:hAnsi="Calibri"/>
+          <w:b/>
+          <w:i w:val="0"/>
+          <w:color w:val="000000"/>
+          <w:sz w:val="21"/>
+        </w:rPr>
+        <w:t xml:space="preserve">Mesure retenue. </w:t>
+      </w:r>
+      <w:r>
+        <w:rPr>
+          <w:rFonts w:ascii="Calibri" w:hAnsi="Calibri"/>
+          <w:b w:val="0"/>
+          <w:i w:val="0"/>
+          <w:color w:val="000000"/>
+          <w:sz w:val="21"/>
+        </w:rPr>
+        <w:t>Seul Summer 2019 dispose de sondes extérieures. La comparaison utilise donc la température intérieure, seule mesure commune aux trois corpus. Winter 2019 est écarté : il ne comporte aucune donnée environnementale.</w:t>
+      </w:r>
+    </w:p>
+    <w:tbl>
+      <w:tblPr>
+        <w:tblStyle w:val="TableGrid"/>
+        <w:tblW w:type="dxa" w:w="9360"/>
+        <w:jc w:val="left"/>
+        <w:tblLayout w:type="fixed"/>
+        <w:tblLook w:firstColumn="1" w:firstRow="1" w:lastColumn="0" w:lastRow="0" w:noHBand="0" w:noVBand="1" w:val="04A0"/>
+        <w:tblInd w:w="120" w:type="dxa"/>
+        <w:tblBorders>
+          <w:top w:val="single" w:sz="4" w:color="B7B7B7"/>
+          <w:left w:val="single" w:sz="4" w:color="B7B7B7"/>
+          <w:bottom w:val="single" w:sz="4" w:color="B7B7B7"/>
+          <w:right w:val="single" w:sz="4" w:color="B7B7B7"/>
+          <w:insideH w:val="single" w:sz="4" w:color="B7B7B7"/>
+          <w:insideV w:val="single" w:sz="4" w:color="B7B7B7"/>
+        </w:tblBorders>
+      </w:tblPr>
+      <w:tblGrid>
+        <w:gridCol w:w="1600"/>
+        <w:gridCol w:w="800"/>
+        <w:gridCol w:w="800"/>
+        <w:gridCol w:w="3080"/>
+        <w:gridCol w:w="3080"/>
+      </w:tblGrid>
+      <w:tr>
+        <w:trPr>
+          <w:cantSplit/>
+          <w:tblHeader/>
+        </w:trPr>
+        <w:tc>
+          <w:tcPr>
+            <w:tcW w:type="dxa" w:w="1600"/>
+            <w:shd w:fill="000000"/>
+            <w:vAlign w:val="center"/>
+            <w:tcMar>
+              <w:top w:w="80" w:type="dxa"/>
+              <w:start w:w="120" w:type="dxa"/>
+              <w:bottom w:w="80" w:type="dxa"/>
+              <w:end w:w="120" w:type="dxa"/>
+            </w:tcMar>
+          </w:tcPr>
+          <w:p>
+            <w:pPr>
+              <w:keepNext/>
+              <w:spacing w:after="0"/>
+            </w:pPr>
+            <w:r>
+              <w:rPr>
+                <w:rFonts w:ascii="Calibri" w:hAnsi="Calibri"/>
+                <w:b/>
+                <w:i w:val="0"/>
+                <w:color w:val="FFFFFF"/>
+                <w:sz w:val="19"/>
+              </w:rPr>
+              <w:t>Corpus</w:t>
+            </w:r>
+          </w:p>
+        </w:tc>
+        <w:tc>
+          <w:tcPr>
+            <w:tcW w:type="dxa" w:w="800"/>
+            <w:shd w:fill="000000"/>
+            <w:vAlign w:val="center"/>
+            <w:tcMar>
+              <w:top w:w="80" w:type="dxa"/>
+              <w:start w:w="120" w:type="dxa"/>
+              <w:bottom w:w="80" w:type="dxa"/>
+              <w:end w:w="120" w:type="dxa"/>
+            </w:tcMar>
+          </w:tcPr>
+          <w:p>
+            <w:pPr>
+              <w:keepNext/>
+              <w:spacing w:after="0"/>
+            </w:pPr>
+            <w:r>
+              <w:rPr>
+                <w:rFonts w:ascii="Calibri" w:hAnsi="Calibri"/>
+                <w:b/>
+                <w:i w:val="0"/>
+                <w:color w:val="FFFFFF"/>
+                <w:sz w:val="19"/>
+              </w:rPr>
+              <w:t>Vaches</w:t>
+            </w:r>
+          </w:p>
+        </w:tc>
+        <w:tc>
+          <w:tcPr>
+            <w:tcW w:type="dxa" w:w="800"/>
+            <w:shd w:fill="000000"/>
+            <w:vAlign w:val="center"/>
+            <w:tcMar>
+              <w:top w:w="80" w:type="dxa"/>
+              <w:start w:w="120" w:type="dxa"/>
+              <w:bottom w:w="80" w:type="dxa"/>
+              <w:end w:w="120" w:type="dxa"/>
+            </w:tcMar>
+          </w:tcPr>
+          <w:p>
+            <w:pPr>
+              <w:keepNext/>
+              <w:spacing w:after="0"/>
+            </w:pPr>
+            <w:r>
+              <w:rPr>
+                <w:rFonts w:ascii="Calibri" w:hAnsi="Calibri"/>
+                <w:b/>
+                <w:i w:val="0"/>
+                <w:color w:val="FFFFFF"/>
+                <w:sz w:val="19"/>
+              </w:rPr>
+              <w:t>Jours</w:t>
+            </w:r>
+          </w:p>
+        </w:tc>
+        <w:tc>
+          <w:tcPr>
+            <w:tcW w:type="dxa" w:w="3080"/>
+            <w:shd w:fill="000000"/>
+            <w:vAlign w:val="center"/>
+            <w:tcMar>
+              <w:top w:w="80" w:type="dxa"/>
+              <w:start w:w="120" w:type="dxa"/>
+              <w:bottom w:w="80" w:type="dxa"/>
+              <w:end w:w="120" w:type="dxa"/>
+            </w:tcMar>
+          </w:tcPr>
+          <w:p>
+            <w:pPr>
+              <w:keepNext/>
+              <w:spacing w:after="0"/>
+            </w:pPr>
+            <w:r>
+              <w:rPr>
+                <w:rFonts w:ascii="Calibri" w:hAnsi="Calibri"/>
+                <w:b/>
+                <w:i w:val="0"/>
+                <w:color w:val="FFFFFF"/>
+                <w:sz w:val="19"/>
+              </w:rPr>
+              <w:t>Entre journées</w:t>
+            </w:r>
+          </w:p>
+        </w:tc>
+        <w:tc>
+          <w:tcPr>
+            <w:tcW w:type="dxa" w:w="3080"/>
+            <w:shd w:fill="000000"/>
+            <w:vAlign w:val="center"/>
+            <w:tcMar>
+              <w:top w:w="80" w:type="dxa"/>
+              <w:start w:w="120" w:type="dxa"/>
+              <w:bottom w:w="80" w:type="dxa"/>
+              <w:end w:w="120" w:type="dxa"/>
+            </w:tcMar>
+          </w:tcPr>
+          <w:p>
+            <w:pPr>
+              <w:keepNext/>
+              <w:spacing w:after="0"/>
+            </w:pPr>
+            <w:r>
+              <w:rPr>
+                <w:rFonts w:ascii="Calibri" w:hAnsi="Calibri"/>
+                <w:b/>
+                <w:i w:val="0"/>
+                <w:color w:val="FFFFFF"/>
+                <w:sz w:val="19"/>
+              </w:rPr>
+              <w:t>Intra-jour strict</w:t>
+            </w:r>
+          </w:p>
+        </w:tc>
+      </w:tr>
+      <w:tr>
+        <w:trPr>
+          <w:cantSplit/>
+        </w:trPr>
+        <w:tc>
+          <w:tcPr>
+            <w:tcW w:type="dxa" w:w="1600"/>
+            <w:vAlign w:val="center"/>
+            <w:tcMar>
+              <w:top w:w="80" w:type="dxa"/>
+              <w:start w:w="120" w:type="dxa"/>
+              <w:bottom w:w="80" w:type="dxa"/>
+              <w:end w:w="120" w:type="dxa"/>
+            </w:tcMar>
+          </w:tcPr>
+          <w:p>
+            <w:pPr>
+              <w:keepNext/>
+              <w:spacing w:after="0" w:line="240" w:lineRule="auto"/>
+            </w:pPr>
+            <w:r>
+              <w:rPr>
+                <w:rFonts w:ascii="Calibri" w:hAnsi="Calibri"/>
+                <w:b w:val="0"/>
+                <w:i w:val="0"/>
+                <w:color w:val="000000"/>
+                <w:sz w:val="18"/>
+              </w:rPr>
+              <w:t>Summer 2019</w:t>
+            </w:r>
+          </w:p>
+        </w:tc>
+        <w:tc>
+          <w:tcPr>
+            <w:tcW w:type="dxa" w:w="800"/>
+            <w:vAlign w:val="center"/>
+            <w:tcMar>
+              <w:top w:w="80" w:type="dxa"/>
+              <w:start w:w="120" w:type="dxa"/>
+              <w:bottom w:w="80" w:type="dxa"/>
+              <w:end w:w="120" w:type="dxa"/>
+            </w:tcMar>
+          </w:tcPr>
+          <w:p>
+            <w:pPr>
+              <w:keepNext/>
+              <w:spacing w:after="0" w:line="240" w:lineRule="auto"/>
+            </w:pPr>
+            <w:r>
+              <w:rPr>
+                <w:rFonts w:ascii="Calibri" w:hAnsi="Calibri"/>
+                <w:b w:val="0"/>
+                <w:i w:val="0"/>
+                <w:color w:val="000000"/>
+                <w:sz w:val="18"/>
+              </w:rPr>
+              <w:t>17</w:t>
+            </w:r>
+          </w:p>
+        </w:tc>
+        <w:tc>
+          <w:tcPr>
+            <w:tcW w:type="dxa" w:w="800"/>
+            <w:vAlign w:val="center"/>
+            <w:tcMar>
+              <w:top w:w="80" w:type="dxa"/>
+              <w:start w:w="120" w:type="dxa"/>
+              <w:bottom w:w="80" w:type="dxa"/>
+              <w:end w:w="120" w:type="dxa"/>
+            </w:tcMar>
+          </w:tcPr>
+          <w:p>
+            <w:pPr>
+              <w:keepNext/>
+              <w:spacing w:after="0" w:line="240" w:lineRule="auto"/>
+            </w:pPr>
+            <w:r>
+              <w:rPr>
+                <w:rFonts w:ascii="Calibri" w:hAnsi="Calibri"/>
+                <w:b w:val="0"/>
+                <w:i w:val="0"/>
+                <w:color w:val="000000"/>
+                <w:sz w:val="18"/>
+              </w:rPr>
+              <w:t>74</w:t>
+            </w:r>
+          </w:p>
+        </w:tc>
+        <w:tc>
+          <w:tcPr>
+            <w:tcW w:type="dxa" w:w="3080"/>
+            <w:vAlign w:val="center"/>
+            <w:tcMar>
+              <w:top w:w="80" w:type="dxa"/>
+              <w:start w:w="120" w:type="dxa"/>
+              <w:bottom w:w="80" w:type="dxa"/>
+              <w:end w:w="120" w:type="dxa"/>
+            </w:tcMar>
+          </w:tcPr>
+          <w:p>
+            <w:pPr>
+              <w:keepNext/>
+              <w:spacing w:after="0" w:line="240" w:lineRule="auto"/>
+            </w:pPr>
+            <w:r>
+              <w:rPr>
+                <w:rFonts w:ascii="Calibri" w:hAnsi="Calibri"/>
+                <w:b w:val="0"/>
+                <w:i w:val="0"/>
+                <w:color w:val="000000"/>
+                <w:sz w:val="18"/>
+              </w:rPr>
+              <w:t>+0,527 (p &lt; 0,001)</w:t>
+            </w:r>
+          </w:p>
+        </w:tc>
+        <w:tc>
+          <w:tcPr>
+            <w:tcW w:type="dxa" w:w="3080"/>
+            <w:vAlign w:val="center"/>
+            <w:tcMar>
+              <w:top w:w="80" w:type="dxa"/>
+              <w:start w:w="120" w:type="dxa"/>
+              <w:bottom w:w="80" w:type="dxa"/>
+              <w:end w:w="120" w:type="dxa"/>
+            </w:tcMar>
+          </w:tcPr>
+          <w:p>
+            <w:pPr>
+              <w:keepNext/>
+              <w:spacing w:after="0" w:line="240" w:lineRule="auto"/>
+            </w:pPr>
+            <w:r>
+              <w:rPr>
+                <w:rFonts w:ascii="Calibri" w:hAnsi="Calibri"/>
+                <w:b w:val="0"/>
+                <w:i w:val="0"/>
+                <w:color w:val="000000"/>
+                <w:sz w:val="18"/>
+              </w:rPr>
+              <w:t>+0,043 (p = 0,655)</w:t>
+            </w:r>
+          </w:p>
+        </w:tc>
+      </w:tr>
+      <w:tr>
+        <w:trPr>
+          <w:cantSplit/>
+        </w:trPr>
+        <w:tc>
+          <w:tcPr>
+            <w:tcW w:type="dxa" w:w="1600"/>
+            <w:vAlign w:val="center"/>
+            <w:tcMar>
+              <w:top w:w="80" w:type="dxa"/>
+              <w:start w:w="120" w:type="dxa"/>
+              <w:bottom w:w="80" w:type="dxa"/>
+              <w:end w:w="120" w:type="dxa"/>
+            </w:tcMar>
+          </w:tcPr>
+          <w:p>
+            <w:pPr>
+              <w:keepNext/>
+              <w:spacing w:after="0" w:line="240" w:lineRule="auto"/>
+            </w:pPr>
+            <w:r>
+              <w:rPr>
+                <w:rFonts w:ascii="Calibri" w:hAnsi="Calibri"/>
+                <w:b w:val="0"/>
+                <w:i w:val="0"/>
+                <w:color w:val="000000"/>
+                <w:sz w:val="18"/>
+              </w:rPr>
+              <w:t>Fall 2019</w:t>
+            </w:r>
+          </w:p>
+        </w:tc>
+        <w:tc>
+          <w:tcPr>
+            <w:tcW w:type="dxa" w:w="800"/>
+            <w:vAlign w:val="center"/>
+            <w:tcMar>
+              <w:top w:w="80" w:type="dxa"/>
+              <w:start w:w="120" w:type="dxa"/>
+              <w:bottom w:w="80" w:type="dxa"/>
+              <w:end w:w="120" w:type="dxa"/>
+            </w:tcMar>
+          </w:tcPr>
+          <w:p>
+            <w:pPr>
+              <w:keepNext/>
+              <w:spacing w:after="0" w:line="240" w:lineRule="auto"/>
+            </w:pPr>
+            <w:r>
+              <w:rPr>
+                <w:rFonts w:ascii="Calibri" w:hAnsi="Calibri"/>
+                <w:b w:val="0"/>
+                <w:i w:val="0"/>
+                <w:color w:val="000000"/>
+                <w:sz w:val="18"/>
+              </w:rPr>
+              <w:t>30</w:t>
+            </w:r>
+          </w:p>
+        </w:tc>
+        <w:tc>
+          <w:tcPr>
+            <w:tcW w:type="dxa" w:w="800"/>
+            <w:vAlign w:val="center"/>
+            <w:tcMar>
+              <w:top w:w="80" w:type="dxa"/>
+              <w:start w:w="120" w:type="dxa"/>
+              <w:bottom w:w="80" w:type="dxa"/>
+              <w:end w:w="120" w:type="dxa"/>
+            </w:tcMar>
+          </w:tcPr>
+          <w:p>
+            <w:pPr>
+              <w:keepNext/>
+              <w:spacing w:after="0" w:line="240" w:lineRule="auto"/>
+            </w:pPr>
+            <w:r>
+              <w:rPr>
+                <w:rFonts w:ascii="Calibri" w:hAnsi="Calibri"/>
+                <w:b w:val="0"/>
+                <w:i w:val="0"/>
+                <w:color w:val="000000"/>
+                <w:sz w:val="18"/>
+              </w:rPr>
+              <w:t>33</w:t>
+            </w:r>
+          </w:p>
+        </w:tc>
+        <w:tc>
+          <w:tcPr>
+            <w:tcW w:type="dxa" w:w="3080"/>
+            <w:vAlign w:val="center"/>
+            <w:tcMar>
+              <w:top w:w="80" w:type="dxa"/>
+              <w:start w:w="120" w:type="dxa"/>
+              <w:bottom w:w="80" w:type="dxa"/>
+              <w:end w:w="120" w:type="dxa"/>
+            </w:tcMar>
+          </w:tcPr>
+          <w:p>
+            <w:pPr>
+              <w:keepNext/>
+              <w:spacing w:after="0" w:line="240" w:lineRule="auto"/>
+            </w:pPr>
+            <w:r>
+              <w:rPr>
+                <w:rFonts w:ascii="Calibri" w:hAnsi="Calibri"/>
+                <w:b w:val="0"/>
+                <w:i w:val="0"/>
+                <w:color w:val="000000"/>
+                <w:sz w:val="18"/>
+              </w:rPr>
+              <w:t>+0,107 (p = 0,618)</w:t>
+            </w:r>
+          </w:p>
+        </w:tc>
+        <w:tc>
+          <w:tcPr>
+            <w:tcW w:type="dxa" w:w="3080"/>
+            <w:vAlign w:val="center"/>
+            <w:tcMar>
+              <w:top w:w="80" w:type="dxa"/>
+              <w:start w:w="120" w:type="dxa"/>
+              <w:bottom w:w="80" w:type="dxa"/>
+              <w:end w:w="120" w:type="dxa"/>
+            </w:tcMar>
+          </w:tcPr>
+          <w:p>
+            <w:pPr>
+              <w:keepNext/>
+              <w:spacing w:after="0" w:line="240" w:lineRule="auto"/>
+            </w:pPr>
+            <w:r>
+              <w:rPr>
+                <w:rFonts w:ascii="Calibri" w:hAnsi="Calibri"/>
+                <w:b w:val="0"/>
+                <w:i w:val="0"/>
+                <w:color w:val="000000"/>
+                <w:sz w:val="18"/>
+              </w:rPr>
+              <w:t>-0,182 (p = 0,171)</w:t>
+            </w:r>
+          </w:p>
+        </w:tc>
+      </w:tr>
+      <w:tr>
+        <w:trPr>
+          <w:cantSplit/>
+        </w:trPr>
+        <w:tc>
+          <w:tcPr>
+            <w:tcW w:type="dxa" w:w="1600"/>
+            <w:vAlign w:val="center"/>
+            <w:tcMar>
+              <w:top w:w="80" w:type="dxa"/>
+              <w:start w:w="120" w:type="dxa"/>
+              <w:bottom w:w="80" w:type="dxa"/>
+              <w:end w:w="120" w:type="dxa"/>
+            </w:tcMar>
+          </w:tcPr>
+          <w:p>
+            <w:pPr>
+              <w:keepNext w:val="0"/>
+              <w:spacing w:after="0" w:line="240" w:lineRule="auto"/>
+            </w:pPr>
+            <w:r>
+              <w:rPr>
+                <w:rFonts w:ascii="Calibri" w:hAnsi="Calibri"/>
+                <w:b w:val="0"/>
+                <w:i w:val="0"/>
+                <w:color w:val="000000"/>
+                <w:sz w:val="18"/>
+              </w:rPr>
+              <w:t>Fall 2021</w:t>
+            </w:r>
+          </w:p>
+        </w:tc>
+        <w:tc>
+          <w:tcPr>
+            <w:tcW w:type="dxa" w:w="800"/>
+            <w:vAlign w:val="center"/>
+            <w:tcMar>
+              <w:top w:w="80" w:type="dxa"/>
+              <w:start w:w="120" w:type="dxa"/>
+              <w:bottom w:w="80" w:type="dxa"/>
+              <w:end w:w="120" w:type="dxa"/>
+            </w:tcMar>
+          </w:tcPr>
+          <w:p>
+            <w:pPr>
+              <w:keepNext w:val="0"/>
+              <w:spacing w:after="0" w:line="240" w:lineRule="auto"/>
+            </w:pPr>
+            <w:r>
+              <w:rPr>
+                <w:rFonts w:ascii="Calibri" w:hAnsi="Calibri"/>
+                <w:b w:val="0"/>
+                <w:i w:val="0"/>
+                <w:color w:val="000000"/>
+                <w:sz w:val="18"/>
+              </w:rPr>
+              <w:t>10</w:t>
+            </w:r>
+          </w:p>
+        </w:tc>
+        <w:tc>
+          <w:tcPr>
+            <w:tcW w:type="dxa" w:w="800"/>
+            <w:vAlign w:val="center"/>
+            <w:tcMar>
+              <w:top w:w="80" w:type="dxa"/>
+              <w:start w:w="120" w:type="dxa"/>
+              <w:bottom w:w="80" w:type="dxa"/>
+              <w:end w:w="120" w:type="dxa"/>
+            </w:tcMar>
+          </w:tcPr>
+          <w:p>
+            <w:pPr>
+              <w:keepNext w:val="0"/>
+              <w:spacing w:after="0" w:line="240" w:lineRule="auto"/>
+            </w:pPr>
+            <w:r>
+              <w:rPr>
+                <w:rFonts w:ascii="Calibri" w:hAnsi="Calibri"/>
+                <w:b w:val="0"/>
+                <w:i w:val="0"/>
+                <w:color w:val="000000"/>
+                <w:sz w:val="18"/>
+              </w:rPr>
+              <w:t>7</w:t>
+            </w:r>
+          </w:p>
+        </w:tc>
+        <w:tc>
+          <w:tcPr>
+            <w:tcW w:type="dxa" w:w="3080"/>
+            <w:vAlign w:val="center"/>
+            <w:tcMar>
+              <w:top w:w="80" w:type="dxa"/>
+              <w:start w:w="120" w:type="dxa"/>
+              <w:bottom w:w="80" w:type="dxa"/>
+              <w:end w:w="120" w:type="dxa"/>
+            </w:tcMar>
+          </w:tcPr>
+          <w:p>
+            <w:pPr>
+              <w:keepNext w:val="0"/>
+              <w:spacing w:after="0" w:line="240" w:lineRule="auto"/>
+            </w:pPr>
+            <w:r>
+              <w:rPr>
+                <w:rFonts w:ascii="Calibri" w:hAnsi="Calibri"/>
+                <w:b w:val="0"/>
+                <w:i w:val="0"/>
+                <w:color w:val="000000"/>
+                <w:sz w:val="18"/>
+              </w:rPr>
+              <w:t>+0,824 (p = 0,003)</w:t>
+            </w:r>
+          </w:p>
+        </w:tc>
+        <w:tc>
+          <w:tcPr>
+            <w:tcW w:type="dxa" w:w="3080"/>
+            <w:vAlign w:val="center"/>
+            <w:tcMar>
+              <w:top w:w="80" w:type="dxa"/>
+              <w:start w:w="120" w:type="dxa"/>
+              <w:bottom w:w="80" w:type="dxa"/>
+              <w:end w:w="120" w:type="dxa"/>
+            </w:tcMar>
+          </w:tcPr>
+          <w:p>
+            <w:pPr>
+              <w:keepNext w:val="0"/>
+              <w:spacing w:after="0" w:line="240" w:lineRule="auto"/>
+            </w:pPr>
+            <w:r>
+              <w:rPr>
+                <w:rFonts w:ascii="Calibri" w:hAnsi="Calibri"/>
+                <w:b w:val="0"/>
+                <w:i w:val="0"/>
+                <w:color w:val="000000"/>
+                <w:sz w:val="18"/>
+              </w:rPr>
+              <w:t>+0,311 (p = 0,454)</w:t>
+            </w:r>
+          </w:p>
+        </w:tc>
+      </w:tr>
+    </w:tbl>
+    <w:p>
+      <w:pPr>
+        <w:spacing w:after="0"/>
+      </w:pPr>
+    </w:p>
+    <w:p>
+      <w:pPr>
+        <w:spacing w:before="80" w:after="200" w:line="264" w:lineRule="auto"/>
+        <w:ind w:left="230" w:right="230"/>
+        <w:shd w:fill="F2F2F2"/>
+      </w:pPr>
+      <w:r>
+        <w:rPr>
+          <w:rFonts w:ascii="Calibri" w:hAnsi="Calibri"/>
+          <w:b/>
+          <w:i w:val="0"/>
+          <w:color w:val="000000"/>
+          <w:sz w:val="21"/>
+        </w:rPr>
+        <w:t xml:space="preserve">Résultat. </w:t>
+      </w:r>
+      <w:r>
+        <w:rPr>
+          <w:rFonts w:ascii="Calibri" w:hAnsi="Calibri"/>
+          <w:b w:val="0"/>
+          <w:i w:val="0"/>
+          <w:color w:val="000000"/>
+          <w:sz w:val="21"/>
+        </w:rPr>
+        <w:t>L'effet intra-jour est non concluant dans les trois corpus. Summer 2019 et Fall 2021 montrent pourtant une association forte entre les journées, qui disparaît après contrôle du jour. Le contrôle du jour écarte donc un artefact de façon reproductible, sur des saisons, des années et des plages thermiques différentes.</w:t>
+      </w:r>
+    </w:p>
+    <w:p>
+      <w:pPr>
+        <w:spacing w:after="120" w:line="264" w:lineRule="auto"/>
+      </w:pPr>
+      <w:r>
+        <w:rPr>
+          <w:rFonts w:ascii="Calibri" w:hAnsi="Calibri"/>
+          <w:b/>
+          <w:i w:val="0"/>
+          <w:color w:val="000000"/>
+          <w:sz w:val="21"/>
+        </w:rPr>
+        <w:t xml:space="preserve">Placement des sondes. </w:t>
+      </w:r>
+      <w:r>
+        <w:rPr>
+          <w:rFonts w:ascii="Calibri" w:hAnsi="Calibri"/>
+          <w:b w:val="0"/>
+          <w:i w:val="0"/>
+          <w:color w:val="000000"/>
+          <w:sz w:val="21"/>
+        </w:rPr>
+        <w:t>Pour Summer 2019, la position est documentée : les relevés sont rangés dans des répertoires « Inside » et « Outside », et l'analyse principale utilise les sondes extérieures. Pour Fall 2019 et Fall 2021, aucune documentation de position n'accompagne les fichiers, nommés d'après les groupes expérimentaux. Leur placement à l'intérieur du bâtiment est déduit des relevés eux-mêmes. Les sondes de Fall 2019 mesurent 3,8 à 17,8 degrés Celsius du 11 novembre au 13 décembre 2019; celles de Fall 2021, 6,5 à 16,4 degrés du 9 novembre au 8 décembre 2021 sur les fichiers exprimés en Celsius. Ces valeurs sont incompatibles avec des conditions extérieures québécoises à cette période et aucun relevé ne descend sous zéro. Cette déduction est solide mais reste à confirmer par McGill.</w:t>
+      </w:r>
+    </w:p>
+    <w:p>
+      <w:pPr>
+        <w:spacing w:after="120" w:line="264" w:lineRule="auto"/>
+      </w:pPr>
+      <w:r>
+        <w:rPr>
+          <w:rFonts w:ascii="Calibri" w:hAnsi="Calibri"/>
+          <w:b/>
+          <w:i w:val="0"/>
+          <w:color w:val="000000"/>
+          <w:sz w:val="21"/>
+        </w:rPr>
+        <w:t xml:space="preserve">Contrôles de qualité des données. </w:t>
+      </w:r>
+      <w:r>
+        <w:rPr>
+          <w:rFonts w:ascii="Calibri" w:hAnsi="Calibri"/>
+          <w:b w:val="0"/>
+          <w:i w:val="0"/>
+          <w:color w:val="000000"/>
+          <w:sz w:val="21"/>
+        </w:rPr>
+        <w:t>Fall 2019 ne présente aucun doublon sur 34 847 relevés, avec une couverture continue du 11 novembre au 13 décembre. Fall 2021 contient en revanche 12 % de doublons exacts, dus à des répertoires qui se recouvrent, ainsi que des fichiers exprimés en degrés Fahrenheit pour des périodes situées hors de la fenêtre d'analyse : début novembre et mi-décembre 2021, puis février 2022. Ces deux points sont signalés à McGill comme éléments de qualité des données.</w:t>
+      </w:r>
+    </w:p>
+    <w:p>
+      <w:pPr>
+        <w:spacing w:after="120" w:line="264" w:lineRule="auto"/>
+      </w:pPr>
+      <w:r>
+        <w:rPr>
+          <w:rFonts w:ascii="Calibri" w:hAnsi="Calibri"/>
+          <w:b/>
+          <w:i w:val="0"/>
+          <w:color w:val="000000"/>
+          <w:sz w:val="21"/>
+        </w:rPr>
+        <w:t xml:space="preserve">Sensibilité à la préparation des données. </w:t>
+      </w:r>
+      <w:r>
+        <w:rPr>
+          <w:rFonts w:ascii="Calibri" w:hAnsi="Calibri"/>
+          <w:b w:val="0"/>
+          <w:i w:val="0"/>
+          <w:color w:val="000000"/>
+          <w:sz w:val="21"/>
+        </w:rPr>
+        <w:t>Pour vérifier que ces défauts n'influencent pas la conclusion, l'analyse de Fall 2021 a été refaite selon trois préparations : tous les fichiers, les mêmes après suppression des doublons, puis le seul répertoire couvrant la fenêtre. Les trois donnent le même résultat, l'effet intra-jour restant non concluant (p compris entre 0,448 et 0,454) et la plage de température restant de 7,3 à 14,2 degrés Celsius. Les doublons étant exacts, ils ne modifient pas une moyenne, et les fichiers en Fahrenheit ne recouvrent pas la fenêtre analysée.</w:t>
+      </w:r>
+    </w:p>
+    <w:p>
+      <w:pPr>
+        <w:spacing w:after="120" w:line="264" w:lineRule="auto"/>
+      </w:pPr>
+      <w:r>
+        <w:rPr>
+          <w:rFonts w:ascii="Calibri" w:hAnsi="Calibri"/>
+          <w:b/>
+          <w:i w:val="0"/>
+          <w:color w:val="000000"/>
+          <w:sz w:val="21"/>
+        </w:rPr>
+        <w:t xml:space="preserve">Limites. </w:t>
+      </w:r>
+      <w:r>
+        <w:rPr>
+          <w:rFonts w:ascii="Calibri" w:hAnsi="Calibri"/>
+          <w:b w:val="0"/>
+          <w:i w:val="0"/>
+          <w:color w:val="000000"/>
+          <w:sz w:val="21"/>
+        </w:rPr>
+        <w:t>Fall 2021 ne couvre que sept jours, ce qui réduit fortement la puissance du contrôle du jour. Cette analyse porte sur l'environnement du bâtiment et non sur les conditions météorologiques : elle complète l'analyse THI extérieure sans la remplacer.</w:t>
+      </w:r>
+    </w:p>
+    <w:p>
+      <w:pPr>
+        <w:spacing w:after="120" w:line="264" w:lineRule="auto"/>
+      </w:pPr>
+      <w:r>
+        <w:rPr>
+          <w:rFonts w:ascii="Calibri" w:hAnsi="Calibri"/>
+          <w:b/>
+          <w:i w:val="0"/>
+          <w:color w:val="000000"/>
+          <w:sz w:val="21"/>
+        </w:rPr>
+        <w:t xml:space="preserve">Reproduction. </w:t>
+      </w:r>
+      <w:r>
+        <w:rPr>
+          <w:rFonts w:ascii="Calibri" w:hAnsi="Calibri"/>
+          <w:b w:val="0"/>
+          <w:i w:val="0"/>
+          <w:color w:val="000000"/>
+          <w:sz w:val="21"/>
+        </w:rPr>
+        <w:t>Script run_objective2_indoor_multiseason.py; sorties dans TABLEAUX_CSV/objective2_indoor_multiseason_descriptifs.csv et objective2_indoor_multiseason_modeles.csv.</w:t>
+      </w:r>
+    </w:p>
+    <w:p>
+      <w:pPr>
+        <w:pStyle w:val="Heading1"/>
+      </w:pPr>
+      <w:r>
+        <w:t>6. Faisabilité d'un modèle intégré</w:t>
       </w:r>
     </w:p>
     <w:p>
@@ -1815,7 +2641,7 @@
           <w:color w:val="000000"/>
           <w:sz w:val="21"/>
         </w:rPr>
-        <w:t>Ajouter davantage de jours de scan, tester des effets décalés et étendre l'analyse au froid hivernal après validation de la correspondance entre les éthogrammes Summer et Winter par McGill.</w:t>
+        <w:t>Ajouter davantage de jours de scan, tester des effets décalés et étendre l'analyse aux basses températures. Le corpus exploitable pour cette extension est Fall 2019, qui dispose de sondes HOBO du 11 novembre au 13 décembre; Winter 2019 ne comporte aucune mesure environnementale. Cette extension suppose un indicateur adapté au froid, l'indice THI mesurant un stress thermique estival, et la validation par McGill de la correspondance entre les éthogrammes des deux saisons.</w:t>
       </w:r>
     </w:p>
     <w:p>
@@ -1823,7 +2649,7 @@
         <w:pStyle w:val="Heading1"/>
       </w:pPr>
       <w:r>
-        <w:t>6. Conclusion et limites</w:t>
+        <w:t>7. Conclusion et limites</w:t>
       </w:r>
     </w:p>
     <w:p>
